--- a/docs/semanarios/2026-09/semanario-ricardo-palhares-2026-09-21-a-25-semana-b.docx
+++ b/docs/semanarios/2026-09/semanario-ricardo-palhares-2026-09-21-a-25-semana-b.docx
@@ -2,7 +2,7 @@
 <file path=word/document.xml><?xml version="1.0" encoding="utf-8"?>
 <w:document xmlns:w="http://schemas.openxmlformats.org/wordprocessingml/2006/main" xmlns:m="http://schemas.openxmlformats.org/officeDocument/2006/math" xmlns:r="http://schemas.openxmlformats.org/officeDocument/2006/relationships" xmlns:o="urn:schemas-microsoft-com:office:office" xmlns:v="urn:schemas-microsoft-com:vml" xmlns:w10="urn:schemas-microsoft-com:office:word" xmlns:a="http://schemas.openxmlformats.org/drawingml/2006/main" xmlns:pic="http://schemas.openxmlformats.org/drawingml/2006/picture" xmlns:wp="http://schemas.openxmlformats.org/drawingml/2006/wordprocessingDrawing">
   <w:body>
-    <w:bookmarkStart w:id="15" w:name="X3edc835be69071a011c17940cc3808954c2b91f"/>
+    <w:bookmarkStart w:id="16" w:name="X3edc835be69071a011c17940cc3808954c2b91f"/>
     <w:p>
       <w:pPr>
         <w:pStyle w:val="Heading1"/>
@@ -516,7 +516,328 @@
       </w:tr>
     </w:tbl>
     <w:bookmarkEnd w:id="9"/>
-    <w:bookmarkStart w:id="14" w:name="roteiros-compartilhados"/>
+    <w:bookmarkStart w:id="10" w:name="quantitativo-de-alunos-e-cópias"/>
+    <w:p>
+      <w:pPr>
+        <w:pStyle w:val="Heading2"/>
+      </w:pPr>
+      <w:r>
+        <w:t xml:space="preserve">Quantitativo de alunos e cópias</w:t>
+      </w:r>
+    </w:p>
+    <w:tbl>
+      <w:tblPr>
+        <w:tblStyle w:val="Table"/>
+        <w:tblW w:type="auto" w:w="0"/>
+        <w:tblLook w:firstRow="1" w:lastRow="0" w:firstColumn="0" w:lastColumn="0" w:noHBand="0" w:noVBand="0" w:val="0020"/>
+      </w:tblPr>
+      <w:tblGrid>
+        <w:gridCol w:w="2640"/>
+        <w:gridCol w:w="2640"/>
+        <w:gridCol w:w="2640"/>
+      </w:tblGrid>
+      <w:tr>
+        <w:trPr>
+          <w:tblHeader w:val="on"/>
+        </w:trPr>
+        <w:tc>
+          <w:tcPr/>
+          <w:p>
+            <w:pPr>
+              <w:pStyle w:val="Compact"/>
+            </w:pPr>
+            <w:r>
+              <w:t xml:space="preserve">Turma</w:t>
+            </w:r>
+          </w:p>
+        </w:tc>
+        <w:tc>
+          <w:tcPr/>
+          <w:p>
+            <w:pPr>
+              <w:pStyle w:val="Compact"/>
+              <w:jc w:val="right"/>
+            </w:pPr>
+            <w:r>
+              <w:t xml:space="preserve">Alunos</w:t>
+            </w:r>
+          </w:p>
+        </w:tc>
+        <w:tc>
+          <w:tcPr/>
+          <w:p>
+            <w:pPr>
+              <w:pStyle w:val="Compact"/>
+            </w:pPr>
+            <w:r>
+              <w:t xml:space="preserve">Cópias avulsas para preparar</w:t>
+            </w:r>
+          </w:p>
+        </w:tc>
+      </w:tr>
+      <w:tr>
+        <w:tc>
+          <w:tcPr/>
+          <w:p>
+            <w:pPr>
+              <w:pStyle w:val="Compact"/>
+            </w:pPr>
+            <w:r>
+              <w:t xml:space="preserve">4ºB</w:t>
+            </w:r>
+          </w:p>
+        </w:tc>
+        <w:tc>
+          <w:tcPr/>
+          <w:p>
+            <w:pPr>
+              <w:pStyle w:val="Compact"/>
+              <w:jc w:val="right"/>
+            </w:pPr>
+            <w:r>
+              <w:t xml:space="preserve">20</w:t>
+            </w:r>
+          </w:p>
+        </w:tc>
+        <w:tc>
+          <w:tcPr/>
+          <w:p>
+            <w:pPr>
+              <w:pStyle w:val="Compact"/>
+            </w:pPr>
+            <w:r>
+              <w:t xml:space="preserve">a especificar no material da aula</w:t>
+            </w:r>
+          </w:p>
+        </w:tc>
+      </w:tr>
+      <w:tr>
+        <w:tc>
+          <w:tcPr/>
+          <w:p>
+            <w:pPr>
+              <w:pStyle w:val="Compact"/>
+            </w:pPr>
+            <w:r>
+              <w:t xml:space="preserve">5ºC</w:t>
+            </w:r>
+          </w:p>
+        </w:tc>
+        <w:tc>
+          <w:tcPr/>
+          <w:p>
+            <w:pPr>
+              <w:pStyle w:val="Compact"/>
+              <w:jc w:val="right"/>
+            </w:pPr>
+            <w:r>
+              <w:t xml:space="preserve">18</w:t>
+            </w:r>
+          </w:p>
+        </w:tc>
+        <w:tc>
+          <w:tcPr/>
+          <w:p>
+            <w:pPr>
+              <w:pStyle w:val="Compact"/>
+            </w:pPr>
+            <w:r>
+              <w:t xml:space="preserve">a especificar no material da aula</w:t>
+            </w:r>
+          </w:p>
+        </w:tc>
+      </w:tr>
+      <w:tr>
+        <w:tc>
+          <w:tcPr/>
+          <w:p>
+            <w:pPr>
+              <w:pStyle w:val="Compact"/>
+            </w:pPr>
+            <w:r>
+              <w:t xml:space="preserve">4ºD</w:t>
+            </w:r>
+          </w:p>
+        </w:tc>
+        <w:tc>
+          <w:tcPr/>
+          <w:p>
+            <w:pPr>
+              <w:pStyle w:val="Compact"/>
+              <w:jc w:val="right"/>
+            </w:pPr>
+            <w:r>
+              <w:t xml:space="preserve">13</w:t>
+            </w:r>
+          </w:p>
+        </w:tc>
+        <w:tc>
+          <w:tcPr/>
+          <w:p>
+            <w:pPr>
+              <w:pStyle w:val="Compact"/>
+            </w:pPr>
+            <w:r>
+              <w:t xml:space="preserve">a especificar no material da aula</w:t>
+            </w:r>
+          </w:p>
+        </w:tc>
+      </w:tr>
+      <w:tr>
+        <w:tc>
+          <w:tcPr/>
+          <w:p>
+            <w:pPr>
+              <w:pStyle w:val="Compact"/>
+            </w:pPr>
+            <w:r>
+              <w:t xml:space="preserve">3ºB</w:t>
+            </w:r>
+          </w:p>
+        </w:tc>
+        <w:tc>
+          <w:tcPr/>
+          <w:p>
+            <w:pPr>
+              <w:pStyle w:val="Compact"/>
+              <w:jc w:val="right"/>
+            </w:pPr>
+            <w:r>
+              <w:t xml:space="preserve">15</w:t>
+            </w:r>
+          </w:p>
+        </w:tc>
+        <w:tc>
+          <w:tcPr/>
+          <w:p>
+            <w:pPr>
+              <w:pStyle w:val="Compact"/>
+            </w:pPr>
+            <w:r>
+              <w:t xml:space="preserve">a especificar no material da aula</w:t>
+            </w:r>
+          </w:p>
+        </w:tc>
+      </w:tr>
+      <w:tr>
+        <w:tc>
+          <w:tcPr/>
+          <w:p>
+            <w:pPr>
+              <w:pStyle w:val="Compact"/>
+            </w:pPr>
+            <w:r>
+              <w:t xml:space="preserve">1ºA</w:t>
+            </w:r>
+          </w:p>
+        </w:tc>
+        <w:tc>
+          <w:tcPr/>
+          <w:p>
+            <w:pPr>
+              <w:pStyle w:val="Compact"/>
+              <w:jc w:val="right"/>
+            </w:pPr>
+            <w:r>
+              <w:t xml:space="preserve">16</w:t>
+            </w:r>
+          </w:p>
+        </w:tc>
+        <w:tc>
+          <w:tcPr/>
+          <w:p>
+            <w:pPr>
+              <w:pStyle w:val="Compact"/>
+            </w:pPr>
+            <w:r>
+              <w:t xml:space="preserve">a especificar no material da aula</w:t>
+            </w:r>
+          </w:p>
+        </w:tc>
+      </w:tr>
+      <w:tr>
+        <w:tc>
+          <w:tcPr/>
+          <w:p>
+            <w:pPr>
+              <w:pStyle w:val="Compact"/>
+            </w:pPr>
+            <w:r>
+              <w:t xml:space="preserve">4ºA</w:t>
+            </w:r>
+          </w:p>
+        </w:tc>
+        <w:tc>
+          <w:tcPr/>
+          <w:p>
+            <w:pPr>
+              <w:pStyle w:val="Compact"/>
+              <w:jc w:val="right"/>
+            </w:pPr>
+            <w:r>
+              <w:t xml:space="preserve">23</w:t>
+            </w:r>
+          </w:p>
+        </w:tc>
+        <w:tc>
+          <w:tcPr/>
+          <w:p>
+            <w:pPr>
+              <w:pStyle w:val="Compact"/>
+            </w:pPr>
+            <w:r>
+              <w:t xml:space="preserve">a especificar no material da aula</w:t>
+            </w:r>
+          </w:p>
+        </w:tc>
+      </w:tr>
+      <w:tr>
+        <w:tc>
+          <w:tcPr/>
+          <w:p>
+            <w:pPr>
+              <w:pStyle w:val="Compact"/>
+            </w:pPr>
+            <w:r>
+              <w:rPr>
+                <w:b/>
+                <w:bCs/>
+              </w:rPr>
+              <w:t xml:space="preserve">Total</w:t>
+            </w:r>
+          </w:p>
+        </w:tc>
+        <w:tc>
+          <w:tcPr/>
+          <w:p>
+            <w:pPr>
+              <w:pStyle w:val="Compact"/>
+              <w:jc w:val="right"/>
+            </w:pPr>
+            <w:r>
+              <w:rPr>
+                <w:b/>
+                <w:bCs/>
+              </w:rPr>
+              <w:t xml:space="preserve">105</w:t>
+            </w:r>
+          </w:p>
+        </w:tc>
+        <w:tc>
+          <w:tcPr/>
+          <w:p>
+            <w:pPr>
+              <w:pStyle w:val="Compact"/>
+            </w:pPr>
+            <w:r>
+              <w:t xml:space="preserve">confirmar fichas avulsas por atividade</w:t>
+            </w:r>
+          </w:p>
+        </w:tc>
+      </w:tr>
+    </w:tbl>
+    <w:bookmarkEnd w:id="10"/>
+    <w:bookmarkStart w:id="15" w:name="roteiros-compartilhados"/>
     <w:p>
       <w:pPr>
         <w:pStyle w:val="Heading2"/>
@@ -525,7 +846,7 @@
         <w:t xml:space="preserve">Roteiros compartilhados</w:t>
       </w:r>
     </w:p>
-    <w:bookmarkStart w:id="10" w:name="º-ano-carros-malucos-desfile"/>
+    <w:bookmarkStart w:id="11" w:name="º-ano-carros-malucos-desfile"/>
     <w:p>
       <w:pPr>
         <w:pStyle w:val="Heading3"/>
@@ -582,8 +903,8 @@
         <w:t xml:space="preserve">Condução: retomada de comandos; Carros malucos; preparação e teste do Desfile; apresentação e registro do ajuste principal.</w:t>
       </w:r>
     </w:p>
-    <w:bookmarkEnd w:id="10"/>
-    <w:bookmarkStart w:id="11" w:name="X94726b371eb6b37fc86d74a83e3a76829bbb8b5"/>
+    <w:bookmarkEnd w:id="11"/>
+    <w:bookmarkStart w:id="12" w:name="X94726b371eb6b37fc86d74a83e3a76829bbb8b5"/>
     <w:p>
       <w:pPr>
         <w:pStyle w:val="Heading3"/>
@@ -640,8 +961,8 @@
         <w:t xml:space="preserve">Condução: retomada de cores; desafio; montagem e teste do robô; registro de como o movimento é produzido.</w:t>
       </w:r>
     </w:p>
-    <w:bookmarkEnd w:id="11"/>
-    <w:bookmarkStart w:id="12" w:name="º-ano-desafio-de-instrumentos-de-medida"/>
+    <w:bookmarkEnd w:id="12"/>
+    <w:bookmarkStart w:id="13" w:name="º-ano-desafio-de-instrumentos-de-medida"/>
     <w:p>
       <w:pPr>
         <w:pStyle w:val="Heading3"/>
@@ -698,8 +1019,8 @@
         <w:t xml:space="preserve">Condução: retomada do Hodômetro; desafios em equipe; comparação de estratégias; registro da escolha do instrumento. Para o 4ºA, distribuir a prática e o registro nos 50 minutos sem trocar a aula.</w:t>
       </w:r>
     </w:p>
-    <w:bookmarkEnd w:id="12"/>
-    <w:bookmarkStart w:id="13" w:name="º-ano-desafio-de-bem-estar"/>
+    <w:bookmarkEnd w:id="13"/>
+    <w:bookmarkStart w:id="14" w:name="º-ano-desafio-de-bem-estar"/>
     <w:p>
       <w:pPr>
         <w:pStyle w:val="Heading3"/>
@@ -756,9 +1077,9 @@
         <w:t xml:space="preserve">Condução: retomada do modelo respiratório; desafio em equipes; socialização das evidências; registro de uma prática de bem-estar relacionada à respiração.</w:t>
       </w:r>
     </w:p>
-    <w:bookmarkEnd w:id="13"/>
     <w:bookmarkEnd w:id="14"/>
     <w:bookmarkEnd w:id="15"/>
+    <w:bookmarkEnd w:id="16"/>
     <w:sectPr>
       <w:footnotePr>
         <w:numRestart w:val="eachSect"/>
